--- a/лр6/лр6.docx
+++ b/лр6/лр6.docx
@@ -2978,45 +2978,24 @@
     </w:p>
     <w:tbl>
       <w:tblPr>
-        <w:tblW w:w="11280" w:type="dxa"/>
-        <w:tblInd w:w="-1382" w:type="dxa"/>
-        <w:tblCellMar>
-          <w:top w:w="15" w:type="dxa"/>
-          <w:left w:w="15" w:type="dxa"/>
-          <w:bottom w:w="15" w:type="dxa"/>
-          <w:right w:w="15" w:type="dxa"/>
-        </w:tblCellMar>
+        <w:tblStyle w:val="a3"/>
+        <w:tblW w:w="0" w:type="auto"/>
         <w:tblLook w:val="04A0" w:firstRow="1" w:lastRow="0" w:firstColumn="1" w:lastColumn="0" w:noHBand="0" w:noVBand="1"/>
       </w:tblPr>
       <w:tblGrid>
-        <w:gridCol w:w="2677"/>
-        <w:gridCol w:w="5110"/>
-        <w:gridCol w:w="3493"/>
+        <w:gridCol w:w="2122"/>
+        <w:gridCol w:w="4108"/>
+        <w:gridCol w:w="3115"/>
       </w:tblGrid>
       <w:tr>
-        <w:trPr>
-          <w:tblHeader/>
-        </w:trPr>
         <w:tc>
           <w:tcPr>
-            <w:tcW w:w="0" w:type="auto"/>
-            <w:tcBorders>
-              <w:top w:val="nil"/>
-            </w:tcBorders>
-            <w:tcMar>
-              <w:top w:w="150" w:type="dxa"/>
-              <w:left w:w="0" w:type="dxa"/>
-              <w:bottom w:w="150" w:type="dxa"/>
-              <w:right w:w="240" w:type="dxa"/>
-            </w:tcMar>
-            <w:vAlign w:val="center"/>
-            <w:hideMark/>
+            <w:tcW w:w="2122" w:type="dxa"/>
           </w:tcPr>
           <w:p>
             <w:pPr>
-              <w:spacing w:after="0" w:line="360" w:lineRule="auto"/>
-              <w:ind w:firstLine="709"/>
-              <w:jc w:val="both"/>
+              <w:spacing w:line="360" w:lineRule="auto"/>
+              <w:jc w:val="center"/>
               <w:rPr>
                 <w:rFonts w:ascii="Times New Roman" w:hAnsi="Times New Roman" w:cs="Times New Roman"/>
                 <w:sz w:val="28"/>
@@ -3035,24 +3014,12 @@
         </w:tc>
         <w:tc>
           <w:tcPr>
-            <w:tcW w:w="0" w:type="auto"/>
-            <w:tcBorders>
-              <w:top w:val="nil"/>
-            </w:tcBorders>
-            <w:tcMar>
-              <w:top w:w="150" w:type="dxa"/>
-              <w:left w:w="240" w:type="dxa"/>
-              <w:bottom w:w="150" w:type="dxa"/>
-              <w:right w:w="240" w:type="dxa"/>
-            </w:tcMar>
-            <w:vAlign w:val="center"/>
-            <w:hideMark/>
+            <w:tcW w:w="4108" w:type="dxa"/>
           </w:tcPr>
           <w:p>
             <w:pPr>
-              <w:spacing w:after="0" w:line="360" w:lineRule="auto"/>
-              <w:ind w:firstLine="709"/>
-              <w:jc w:val="both"/>
+              <w:spacing w:line="360" w:lineRule="auto"/>
+              <w:jc w:val="center"/>
               <w:rPr>
                 <w:rFonts w:ascii="Times New Roman" w:hAnsi="Times New Roman" w:cs="Times New Roman"/>
                 <w:sz w:val="28"/>
@@ -3071,24 +3038,12 @@
         </w:tc>
         <w:tc>
           <w:tcPr>
-            <w:tcW w:w="0" w:type="auto"/>
-            <w:tcBorders>
-              <w:top w:val="nil"/>
-            </w:tcBorders>
-            <w:tcMar>
-              <w:top w:w="150" w:type="dxa"/>
-              <w:left w:w="240" w:type="dxa"/>
-              <w:bottom w:w="150" w:type="dxa"/>
-              <w:right w:w="240" w:type="dxa"/>
-            </w:tcMar>
-            <w:vAlign w:val="center"/>
-            <w:hideMark/>
+            <w:tcW w:w="3115" w:type="dxa"/>
           </w:tcPr>
           <w:p>
             <w:pPr>
-              <w:spacing w:after="0" w:line="360" w:lineRule="auto"/>
-              <w:ind w:firstLine="709"/>
-              <w:jc w:val="both"/>
+              <w:spacing w:line="360" w:lineRule="auto"/>
+              <w:jc w:val="center"/>
               <w:rPr>
                 <w:rFonts w:ascii="Times New Roman" w:hAnsi="Times New Roman" w:cs="Times New Roman"/>
                 <w:sz w:val="28"/>
@@ -3141,21 +3096,12 @@
       <w:tr>
         <w:tc>
           <w:tcPr>
-            <w:tcW w:w="0" w:type="auto"/>
-            <w:tcMar>
-              <w:top w:w="150" w:type="dxa"/>
-              <w:left w:w="0" w:type="dxa"/>
-              <w:bottom w:w="150" w:type="dxa"/>
-              <w:right w:w="240" w:type="dxa"/>
-            </w:tcMar>
-            <w:vAlign w:val="center"/>
-            <w:hideMark/>
+            <w:tcW w:w="2122" w:type="dxa"/>
           </w:tcPr>
           <w:p>
             <w:pPr>
-              <w:spacing w:after="0" w:line="360" w:lineRule="auto"/>
-              <w:ind w:firstLine="709"/>
-              <w:jc w:val="both"/>
+              <w:spacing w:line="360" w:lineRule="auto"/>
+              <w:jc w:val="center"/>
               <w:rPr>
                 <w:rFonts w:ascii="Times New Roman" w:hAnsi="Times New Roman" w:cs="Times New Roman"/>
                 <w:sz w:val="28"/>
@@ -3190,21 +3136,12 @@
         </w:tc>
         <w:tc>
           <w:tcPr>
-            <w:tcW w:w="0" w:type="auto"/>
-            <w:tcMar>
-              <w:top w:w="150" w:type="dxa"/>
-              <w:left w:w="240" w:type="dxa"/>
-              <w:bottom w:w="150" w:type="dxa"/>
-              <w:right w:w="240" w:type="dxa"/>
-            </w:tcMar>
-            <w:vAlign w:val="center"/>
-            <w:hideMark/>
+            <w:tcW w:w="4108" w:type="dxa"/>
           </w:tcPr>
           <w:p>
             <w:pPr>
-              <w:spacing w:after="0" w:line="360" w:lineRule="auto"/>
-              <w:ind w:firstLine="709"/>
-              <w:jc w:val="both"/>
+              <w:spacing w:line="360" w:lineRule="auto"/>
+              <w:jc w:val="center"/>
               <w:rPr>
                 <w:rFonts w:ascii="Times New Roman" w:hAnsi="Times New Roman" w:cs="Times New Roman"/>
                 <w:sz w:val="28"/>
@@ -3255,21 +3192,12 @@
         </w:tc>
         <w:tc>
           <w:tcPr>
-            <w:tcW w:w="0" w:type="auto"/>
-            <w:tcMar>
-              <w:top w:w="150" w:type="dxa"/>
-              <w:left w:w="240" w:type="dxa"/>
-              <w:bottom w:w="150" w:type="dxa"/>
-              <w:right w:w="0" w:type="dxa"/>
-            </w:tcMar>
-            <w:vAlign w:val="center"/>
-            <w:hideMark/>
+            <w:tcW w:w="3115" w:type="dxa"/>
           </w:tcPr>
           <w:p>
             <w:pPr>
-              <w:spacing w:after="0" w:line="360" w:lineRule="auto"/>
-              <w:ind w:firstLine="709"/>
-              <w:jc w:val="both"/>
+              <w:spacing w:line="360" w:lineRule="auto"/>
+              <w:jc w:val="center"/>
               <w:rPr>
                 <w:rFonts w:ascii="Times New Roman" w:hAnsi="Times New Roman" w:cs="Times New Roman"/>
                 <w:sz w:val="28"/>
@@ -3366,7 +3294,7 @@
                 <w:sz w:val="28"/>
                 <w:szCs w:val="28"/>
               </w:rPr>
-              <w:t>1;</w:t>
+              <w:t>1</w:t>
             </w:r>
           </w:p>
         </w:tc>
@@ -3374,21 +3302,12 @@
       <w:tr>
         <w:tc>
           <w:tcPr>
-            <w:tcW w:w="0" w:type="auto"/>
-            <w:tcMar>
-              <w:top w:w="150" w:type="dxa"/>
-              <w:left w:w="0" w:type="dxa"/>
-              <w:bottom w:w="150" w:type="dxa"/>
-              <w:right w:w="240" w:type="dxa"/>
-            </w:tcMar>
-            <w:vAlign w:val="center"/>
-            <w:hideMark/>
+            <w:tcW w:w="2122" w:type="dxa"/>
           </w:tcPr>
           <w:p>
             <w:pPr>
-              <w:spacing w:after="0" w:line="360" w:lineRule="auto"/>
-              <w:ind w:firstLine="709"/>
-              <w:jc w:val="both"/>
+              <w:spacing w:line="360" w:lineRule="auto"/>
+              <w:jc w:val="center"/>
               <w:rPr>
                 <w:rFonts w:ascii="Times New Roman" w:hAnsi="Times New Roman" w:cs="Times New Roman"/>
                 <w:sz w:val="28"/>
@@ -3423,21 +3342,12 @@
         </w:tc>
         <w:tc>
           <w:tcPr>
-            <w:tcW w:w="0" w:type="auto"/>
-            <w:tcMar>
-              <w:top w:w="150" w:type="dxa"/>
-              <w:left w:w="240" w:type="dxa"/>
-              <w:bottom w:w="150" w:type="dxa"/>
-              <w:right w:w="240" w:type="dxa"/>
-            </w:tcMar>
-            <w:vAlign w:val="center"/>
-            <w:hideMark/>
+            <w:tcW w:w="4108" w:type="dxa"/>
           </w:tcPr>
           <w:p>
             <w:pPr>
-              <w:spacing w:after="0" w:line="360" w:lineRule="auto"/>
-              <w:ind w:firstLine="709"/>
-              <w:jc w:val="both"/>
+              <w:spacing w:line="360" w:lineRule="auto"/>
+              <w:jc w:val="center"/>
               <w:rPr>
                 <w:rFonts w:ascii="Times New Roman" w:hAnsi="Times New Roman" w:cs="Times New Roman"/>
                 <w:sz w:val="28"/>
@@ -3520,21 +3430,12 @@
         </w:tc>
         <w:tc>
           <w:tcPr>
-            <w:tcW w:w="0" w:type="auto"/>
-            <w:tcMar>
-              <w:top w:w="150" w:type="dxa"/>
-              <w:left w:w="240" w:type="dxa"/>
-              <w:bottom w:w="150" w:type="dxa"/>
-              <w:right w:w="0" w:type="dxa"/>
-            </w:tcMar>
-            <w:vAlign w:val="center"/>
-            <w:hideMark/>
+            <w:tcW w:w="3115" w:type="dxa"/>
           </w:tcPr>
           <w:p>
             <w:pPr>
-              <w:spacing w:after="0" w:line="360" w:lineRule="auto"/>
-              <w:ind w:firstLine="709"/>
-              <w:jc w:val="both"/>
+              <w:spacing w:line="360" w:lineRule="auto"/>
+              <w:jc w:val="center"/>
               <w:rPr>
                 <w:rFonts w:ascii="Times New Roman" w:hAnsi="Times New Roman" w:cs="Times New Roman"/>
                 <w:sz w:val="28"/>
@@ -3639,7 +3540,7 @@
                 <w:sz w:val="28"/>
                 <w:szCs w:val="28"/>
               </w:rPr>
-              <w:t>1);</w:t>
+              <w:t>1)</w:t>
             </w:r>
           </w:p>
         </w:tc>
@@ -3656,6 +3557,18 @@
           <w:szCs w:val="28"/>
         </w:rPr>
       </w:pPr>
+    </w:p>
+    <w:p>
+      <w:pPr>
+        <w:spacing w:after="0" w:line="360" w:lineRule="auto"/>
+        <w:ind w:firstLine="709"/>
+        <w:jc w:val="both"/>
+        <w:rPr>
+          <w:rFonts w:ascii="Times New Roman" w:hAnsi="Times New Roman" w:cs="Times New Roman"/>
+          <w:sz w:val="28"/>
+          <w:szCs w:val="28"/>
+        </w:rPr>
+      </w:pPr>
       <w:r>
         <w:rPr>
           <w:rFonts w:ascii="Times New Roman" w:hAnsi="Times New Roman" w:cs="Times New Roman"/>
@@ -4094,7 +4007,6 @@
           <w:sz w:val="28"/>
           <w:szCs w:val="28"/>
         </w:rPr>
-        <w:lastRenderedPageBreak/>
         <w:t>→</w:t>
       </w:r>
       <w:r>
@@ -4341,6 +4253,7 @@
           <w:sz w:val="28"/>
           <w:szCs w:val="28"/>
         </w:rPr>
+        <w:lastRenderedPageBreak/>
         <w:t>←</w:t>
       </w:r>
       <w:r>
@@ -4782,45 +4695,24 @@
     </w:p>
     <w:tbl>
       <w:tblPr>
-        <w:tblW w:w="11280" w:type="dxa"/>
-        <w:jc w:val="center"/>
-        <w:tblCellMar>
-          <w:top w:w="15" w:type="dxa"/>
-          <w:left w:w="15" w:type="dxa"/>
-          <w:bottom w:w="15" w:type="dxa"/>
-          <w:right w:w="15" w:type="dxa"/>
-        </w:tblCellMar>
+        <w:tblStyle w:val="a3"/>
+        <w:tblW w:w="0" w:type="auto"/>
         <w:tblLook w:val="04A0" w:firstRow="1" w:lastRow="0" w:firstColumn="1" w:lastColumn="0" w:noHBand="0" w:noVBand="1"/>
       </w:tblPr>
       <w:tblGrid>
-        <w:gridCol w:w="2367"/>
-        <w:gridCol w:w="4699"/>
-        <w:gridCol w:w="4214"/>
+        <w:gridCol w:w="2689"/>
+        <w:gridCol w:w="3541"/>
+        <w:gridCol w:w="3115"/>
       </w:tblGrid>
       <w:tr>
-        <w:trPr>
-          <w:tblHeader/>
-          <w:jc w:val="center"/>
-        </w:trPr>
         <w:tc>
           <w:tcPr>
-            <w:tcW w:w="0" w:type="auto"/>
-            <w:tcBorders>
-              <w:top w:val="nil"/>
-            </w:tcBorders>
-            <w:tcMar>
-              <w:top w:w="150" w:type="dxa"/>
-              <w:left w:w="0" w:type="dxa"/>
-              <w:bottom w:w="150" w:type="dxa"/>
-              <w:right w:w="240" w:type="dxa"/>
-            </w:tcMar>
-            <w:vAlign w:val="center"/>
-            <w:hideMark/>
+            <w:tcW w:w="2689" w:type="dxa"/>
           </w:tcPr>
           <w:p>
             <w:pPr>
-              <w:spacing w:after="0" w:line="360" w:lineRule="auto"/>
-              <w:jc w:val="both"/>
+              <w:spacing w:line="360" w:lineRule="auto"/>
+              <w:jc w:val="center"/>
               <w:rPr>
                 <w:rFonts w:ascii="Times New Roman" w:hAnsi="Times New Roman" w:cs="Times New Roman"/>
                 <w:sz w:val="28"/>
@@ -4839,23 +4731,12 @@
         </w:tc>
         <w:tc>
           <w:tcPr>
-            <w:tcW w:w="0" w:type="auto"/>
-            <w:tcBorders>
-              <w:top w:val="nil"/>
-            </w:tcBorders>
-            <w:tcMar>
-              <w:top w:w="150" w:type="dxa"/>
-              <w:left w:w="240" w:type="dxa"/>
-              <w:bottom w:w="150" w:type="dxa"/>
-              <w:right w:w="240" w:type="dxa"/>
-            </w:tcMar>
-            <w:vAlign w:val="center"/>
-            <w:hideMark/>
+            <w:tcW w:w="3541" w:type="dxa"/>
           </w:tcPr>
           <w:p>
             <w:pPr>
-              <w:spacing w:after="0" w:line="360" w:lineRule="auto"/>
-              <w:jc w:val="both"/>
+              <w:spacing w:line="360" w:lineRule="auto"/>
+              <w:jc w:val="center"/>
               <w:rPr>
                 <w:rFonts w:ascii="Times New Roman" w:hAnsi="Times New Roman" w:cs="Times New Roman"/>
                 <w:sz w:val="28"/>
@@ -4874,23 +4755,12 @@
         </w:tc>
         <w:tc>
           <w:tcPr>
-            <w:tcW w:w="0" w:type="auto"/>
-            <w:tcBorders>
-              <w:top w:val="nil"/>
-            </w:tcBorders>
-            <w:tcMar>
-              <w:top w:w="150" w:type="dxa"/>
-              <w:left w:w="240" w:type="dxa"/>
-              <w:bottom w:w="150" w:type="dxa"/>
-              <w:right w:w="240" w:type="dxa"/>
-            </w:tcMar>
-            <w:vAlign w:val="center"/>
-            <w:hideMark/>
+            <w:tcW w:w="3115" w:type="dxa"/>
           </w:tcPr>
           <w:p>
             <w:pPr>
-              <w:spacing w:after="0" w:line="360" w:lineRule="auto"/>
-              <w:jc w:val="both"/>
+              <w:spacing w:line="360" w:lineRule="auto"/>
+              <w:jc w:val="center"/>
               <w:rPr>
                 <w:rFonts w:ascii="Times New Roman" w:hAnsi="Times New Roman" w:cs="Times New Roman"/>
                 <w:sz w:val="28"/>
@@ -4909,25 +4779,14 @@
         </w:tc>
       </w:tr>
       <w:tr>
-        <w:trPr>
-          <w:jc w:val="center"/>
-        </w:trPr>
         <w:tc>
           <w:tcPr>
-            <w:tcW w:w="0" w:type="auto"/>
-            <w:tcMar>
-              <w:top w:w="150" w:type="dxa"/>
-              <w:left w:w="0" w:type="dxa"/>
-              <w:bottom w:w="150" w:type="dxa"/>
-              <w:right w:w="240" w:type="dxa"/>
-            </w:tcMar>
-            <w:vAlign w:val="center"/>
-            <w:hideMark/>
+            <w:tcW w:w="2689" w:type="dxa"/>
           </w:tcPr>
           <w:p>
             <w:pPr>
-              <w:spacing w:after="0" w:line="360" w:lineRule="auto"/>
-              <w:jc w:val="both"/>
+              <w:spacing w:line="360" w:lineRule="auto"/>
+              <w:jc w:val="center"/>
               <w:rPr>
                 <w:rFonts w:ascii="Times New Roman" w:hAnsi="Times New Roman" w:cs="Times New Roman"/>
                 <w:sz w:val="28"/>
@@ -4962,20 +4821,12 @@
         </w:tc>
         <w:tc>
           <w:tcPr>
-            <w:tcW w:w="0" w:type="auto"/>
-            <w:tcMar>
-              <w:top w:w="150" w:type="dxa"/>
-              <w:left w:w="240" w:type="dxa"/>
-              <w:bottom w:w="150" w:type="dxa"/>
-              <w:right w:w="240" w:type="dxa"/>
-            </w:tcMar>
-            <w:vAlign w:val="center"/>
-            <w:hideMark/>
+            <w:tcW w:w="3541" w:type="dxa"/>
           </w:tcPr>
           <w:p>
             <w:pPr>
-              <w:spacing w:after="0" w:line="360" w:lineRule="auto"/>
-              <w:jc w:val="both"/>
+              <w:spacing w:line="360" w:lineRule="auto"/>
+              <w:jc w:val="center"/>
               <w:rPr>
                 <w:rFonts w:ascii="Times New Roman" w:hAnsi="Times New Roman" w:cs="Times New Roman"/>
                 <w:sz w:val="28"/>
@@ -5042,20 +4893,12 @@
         </w:tc>
         <w:tc>
           <w:tcPr>
-            <w:tcW w:w="0" w:type="auto"/>
-            <w:tcMar>
-              <w:top w:w="150" w:type="dxa"/>
-              <w:left w:w="240" w:type="dxa"/>
-              <w:bottom w:w="150" w:type="dxa"/>
-              <w:right w:w="0" w:type="dxa"/>
-            </w:tcMar>
-            <w:vAlign w:val="center"/>
-            <w:hideMark/>
+            <w:tcW w:w="3115" w:type="dxa"/>
           </w:tcPr>
           <w:p>
             <w:pPr>
-              <w:spacing w:after="0" w:line="360" w:lineRule="auto"/>
-              <w:jc w:val="both"/>
+              <w:spacing w:line="360" w:lineRule="auto"/>
+              <w:jc w:val="center"/>
               <w:rPr>
                 <w:rFonts w:ascii="Times New Roman" w:hAnsi="Times New Roman" w:cs="Times New Roman"/>
                 <w:sz w:val="28"/>
@@ -5111,29 +4954,19 @@
         </w:tc>
       </w:tr>
       <w:tr>
-        <w:trPr>
-          <w:jc w:val="center"/>
-        </w:trPr>
         <w:tc>
           <w:tcPr>
-            <w:tcW w:w="0" w:type="auto"/>
-            <w:tcMar>
-              <w:top w:w="150" w:type="dxa"/>
-              <w:left w:w="0" w:type="dxa"/>
-              <w:bottom w:w="150" w:type="dxa"/>
-              <w:right w:w="240" w:type="dxa"/>
-            </w:tcMar>
-            <w:vAlign w:val="center"/>
-            <w:hideMark/>
+            <w:tcW w:w="2689" w:type="dxa"/>
           </w:tcPr>
           <w:p>
             <w:pPr>
-              <w:spacing w:after="0" w:line="360" w:lineRule="auto"/>
-              <w:jc w:val="both"/>
+              <w:spacing w:line="360" w:lineRule="auto"/>
+              <w:jc w:val="center"/>
               <w:rPr>
                 <w:rFonts w:ascii="Times New Roman" w:hAnsi="Times New Roman" w:cs="Times New Roman"/>
                 <w:sz w:val="28"/>
                 <w:szCs w:val="28"/>
+                <w:lang w:val="en-US"/>
               </w:rPr>
             </w:pPr>
             <w:r>
@@ -5164,20 +4997,12 @@
         </w:tc>
         <w:tc>
           <w:tcPr>
-            <w:tcW w:w="0" w:type="auto"/>
-            <w:tcMar>
-              <w:top w:w="150" w:type="dxa"/>
-              <w:left w:w="240" w:type="dxa"/>
-              <w:bottom w:w="150" w:type="dxa"/>
-              <w:right w:w="240" w:type="dxa"/>
-            </w:tcMar>
-            <w:vAlign w:val="center"/>
-            <w:hideMark/>
+            <w:tcW w:w="3541" w:type="dxa"/>
           </w:tcPr>
           <w:p>
             <w:pPr>
-              <w:spacing w:after="0" w:line="360" w:lineRule="auto"/>
-              <w:jc w:val="both"/>
+              <w:spacing w:line="360" w:lineRule="auto"/>
+              <w:jc w:val="center"/>
               <w:rPr>
                 <w:rFonts w:ascii="Times New Roman" w:hAnsi="Times New Roman" w:cs="Times New Roman"/>
                 <w:sz w:val="28"/>
@@ -5292,20 +5117,12 @@
         </w:tc>
         <w:tc>
           <w:tcPr>
-            <w:tcW w:w="0" w:type="auto"/>
-            <w:tcMar>
-              <w:top w:w="150" w:type="dxa"/>
-              <w:left w:w="240" w:type="dxa"/>
-              <w:bottom w:w="150" w:type="dxa"/>
-              <w:right w:w="0" w:type="dxa"/>
-            </w:tcMar>
-            <w:vAlign w:val="center"/>
-            <w:hideMark/>
+            <w:tcW w:w="3115" w:type="dxa"/>
           </w:tcPr>
           <w:p>
             <w:pPr>
-              <w:spacing w:after="0" w:line="360" w:lineRule="auto"/>
-              <w:jc w:val="both"/>
+              <w:spacing w:line="360" w:lineRule="auto"/>
+              <w:jc w:val="center"/>
               <w:rPr>
                 <w:rFonts w:ascii="Times New Roman" w:hAnsi="Times New Roman" w:cs="Times New Roman"/>
                 <w:sz w:val="28"/>
@@ -5338,7 +5155,7 @@
                 <w:szCs w:val="28"/>
                 <w:lang w:val="en-US"/>
               </w:rPr>
-              <w:t>→</w:t>
+              <w:t>-</w:t>
             </w:r>
             <w:r>
               <w:rPr>
@@ -5392,7 +5209,7 @@
                 <w:szCs w:val="28"/>
                 <w:lang w:val="en-US"/>
               </w:rPr>
-              <w:t>→</w:t>
+              <w:t>-</w:t>
             </w:r>
             <w:r>
               <w:rPr>
@@ -5416,29 +5233,19 @@
         </w:tc>
       </w:tr>
       <w:tr>
-        <w:trPr>
-          <w:jc w:val="center"/>
-        </w:trPr>
         <w:tc>
           <w:tcPr>
-            <w:tcW w:w="0" w:type="auto"/>
-            <w:tcMar>
-              <w:top w:w="150" w:type="dxa"/>
-              <w:left w:w="0" w:type="dxa"/>
-              <w:bottom w:w="150" w:type="dxa"/>
-              <w:right w:w="240" w:type="dxa"/>
-            </w:tcMar>
-            <w:vAlign w:val="center"/>
-            <w:hideMark/>
+            <w:tcW w:w="2689" w:type="dxa"/>
           </w:tcPr>
           <w:p>
             <w:pPr>
-              <w:spacing w:after="0" w:line="360" w:lineRule="auto"/>
-              <w:jc w:val="both"/>
+              <w:spacing w:line="360" w:lineRule="auto"/>
+              <w:jc w:val="center"/>
               <w:rPr>
                 <w:rFonts w:ascii="Times New Roman" w:hAnsi="Times New Roman" w:cs="Times New Roman"/>
                 <w:sz w:val="28"/>
                 <w:szCs w:val="28"/>
+                <w:lang w:val="en-US"/>
               </w:rPr>
             </w:pPr>
             <w:r>
@@ -5469,24 +5276,17 @@
         </w:tc>
         <w:tc>
           <w:tcPr>
-            <w:tcW w:w="0" w:type="auto"/>
-            <w:tcMar>
-              <w:top w:w="150" w:type="dxa"/>
-              <w:left w:w="240" w:type="dxa"/>
-              <w:bottom w:w="150" w:type="dxa"/>
-              <w:right w:w="240" w:type="dxa"/>
-            </w:tcMar>
-            <w:vAlign w:val="center"/>
-            <w:hideMark/>
+            <w:tcW w:w="3541" w:type="dxa"/>
           </w:tcPr>
           <w:p>
             <w:pPr>
-              <w:spacing w:after="0" w:line="360" w:lineRule="auto"/>
-              <w:jc w:val="both"/>
+              <w:spacing w:line="360" w:lineRule="auto"/>
+              <w:jc w:val="center"/>
               <w:rPr>
                 <w:rFonts w:ascii="Times New Roman" w:hAnsi="Times New Roman" w:cs="Times New Roman"/>
                 <w:sz w:val="28"/>
                 <w:szCs w:val="28"/>
+                <w:lang w:val="en-US"/>
               </w:rPr>
             </w:pPr>
             <w:r>
@@ -5519,23 +5319,7 @@
                 <w:sz w:val="28"/>
                 <w:szCs w:val="28"/>
               </w:rPr>
-              <w:t xml:space="preserve"> </w:t>
-            </w:r>
-            <w:r>
-              <w:rPr>
-                <w:rFonts w:ascii="Times New Roman" w:hAnsi="Times New Roman" w:cs="Times New Roman"/>
-                <w:sz w:val="28"/>
-                <w:szCs w:val="28"/>
-              </w:rPr>
-              <w:t>–</w:t>
-            </w:r>
-            <w:r>
-              <w:rPr>
-                <w:rFonts w:ascii="Times New Roman" w:hAnsi="Times New Roman" w:cs="Times New Roman"/>
-                <w:sz w:val="28"/>
-                <w:szCs w:val="28"/>
-              </w:rPr>
-              <w:t xml:space="preserve"> </w:t>
+              <w:t xml:space="preserve"> – </w:t>
             </w:r>
             <w:r>
               <w:rPr>
@@ -5565,20 +5349,12 @@
         </w:tc>
         <w:tc>
           <w:tcPr>
-            <w:tcW w:w="0" w:type="auto"/>
-            <w:tcMar>
-              <w:top w:w="150" w:type="dxa"/>
-              <w:left w:w="240" w:type="dxa"/>
-              <w:bottom w:w="150" w:type="dxa"/>
-              <w:right w:w="0" w:type="dxa"/>
-            </w:tcMar>
-            <w:vAlign w:val="center"/>
-            <w:hideMark/>
+            <w:tcW w:w="3115" w:type="dxa"/>
           </w:tcPr>
           <w:p>
             <w:pPr>
-              <w:spacing w:after="0" w:line="360" w:lineRule="auto"/>
-              <w:jc w:val="both"/>
+              <w:spacing w:line="360" w:lineRule="auto"/>
+              <w:jc w:val="center"/>
               <w:rPr>
                 <w:rFonts w:ascii="Times New Roman" w:hAnsi="Times New Roman" w:cs="Times New Roman"/>
                 <w:sz w:val="28"/>
@@ -6453,7 +6229,6 @@
           <w:szCs w:val="28"/>
           <w:lang w:val="en-US"/>
         </w:rPr>
-        <w:lastRenderedPageBreak/>
         <w:t xml:space="preserve">    </w:t>
       </w:r>
       <w:r>
@@ -6906,6 +6681,7 @@
           <w:sz w:val="28"/>
           <w:szCs w:val="28"/>
         </w:rPr>
+        <w:lastRenderedPageBreak/>
         <w:t>cpp</w:t>
       </w:r>
       <w:proofErr w:type="spellEnd"/>
@@ -9177,7 +8953,6 @@
           <w:szCs w:val="28"/>
           <w:lang w:val="en-US"/>
         </w:rPr>
-        <w:lastRenderedPageBreak/>
         <w:t xml:space="preserve">    </w:t>
       </w:r>
       <w:proofErr w:type="spellStart"/>
@@ -11094,6 +10869,7 @@
         <w:t xml:space="preserve"> </w:t>
       </w:r>
       <w:proofErr w:type="spellStart"/>
+      <w:proofErr w:type="gramStart"/>
       <w:r>
         <w:rPr>
           <w:rFonts w:ascii="Times New Roman" w:hAnsi="Times New Roman" w:cs="Times New Roman"/>
@@ -11112,6 +10888,7 @@
         <w:t>::</w:t>
       </w:r>
       <w:proofErr w:type="spellStart"/>
+      <w:proofErr w:type="gramEnd"/>
       <w:r>
         <w:rPr>
           <w:rFonts w:ascii="Times New Roman" w:hAnsi="Times New Roman" w:cs="Times New Roman"/>
@@ -11880,17 +11657,6 @@
     </w:p>
     <w:p>
       <w:pPr>
-        <w:jc w:val="center"/>
-        <w:rPr>
-          <w:rFonts w:ascii="Times New Roman" w:hAnsi="Times New Roman" w:cs="Times New Roman"/>
-          <w:sz w:val="28"/>
-          <w:szCs w:val="28"/>
-        </w:rPr>
-      </w:pPr>
-    </w:p>
-    <w:p>
-      <w:pPr>
-        <w:jc w:val="center"/>
         <w:rPr>
           <w:rFonts w:ascii="Times New Roman" w:hAnsi="Times New Roman" w:cs="Times New Roman"/>
           <w:sz w:val="28"/>
@@ -12938,54 +12704,32 @@
     </w:p>
     <w:tbl>
       <w:tblPr>
+        <w:tblStyle w:val="a3"/>
         <w:tblW w:w="0" w:type="auto"/>
-        <w:jc w:val="center"/>
-        <w:tblCellMar>
-          <w:top w:w="15" w:type="dxa"/>
-          <w:left w:w="15" w:type="dxa"/>
-          <w:bottom w:w="15" w:type="dxa"/>
-          <w:right w:w="15" w:type="dxa"/>
-        </w:tblCellMar>
         <w:tblLook w:val="04A0" w:firstRow="1" w:lastRow="0" w:firstColumn="1" w:lastColumn="0" w:noHBand="0" w:noVBand="1"/>
       </w:tblPr>
       <w:tblGrid>
-        <w:gridCol w:w="1713"/>
-        <w:gridCol w:w="1406"/>
-        <w:gridCol w:w="1460"/>
-        <w:gridCol w:w="1418"/>
-        <w:gridCol w:w="1309"/>
-        <w:gridCol w:w="2049"/>
+        <w:gridCol w:w="1786"/>
+        <w:gridCol w:w="1560"/>
+        <w:gridCol w:w="1405"/>
+        <w:gridCol w:w="1383"/>
+        <w:gridCol w:w="1323"/>
+        <w:gridCol w:w="1888"/>
       </w:tblGrid>
       <w:tr>
-        <w:trPr>
-          <w:tblHeader/>
-          <w:jc w:val="center"/>
-        </w:trPr>
         <w:tc>
           <w:tcPr>
-            <w:tcW w:w="0" w:type="auto"/>
-            <w:tcBorders>
-              <w:top w:val="nil"/>
-            </w:tcBorders>
-            <w:tcMar>
-              <w:top w:w="150" w:type="dxa"/>
-              <w:left w:w="0" w:type="dxa"/>
-              <w:bottom w:w="150" w:type="dxa"/>
-              <w:right w:w="240" w:type="dxa"/>
-            </w:tcMar>
-            <w:vAlign w:val="center"/>
-            <w:hideMark/>
+            <w:tcW w:w="1555" w:type="dxa"/>
           </w:tcPr>
           <w:p>
             <w:pPr>
-              <w:spacing w:after="0" w:line="375" w:lineRule="atLeast"/>
-              <w:rPr>
-                <w:rFonts w:ascii="Times New Roman" w:eastAsia="Times New Roman" w:hAnsi="Times New Roman" w:cs="Times New Roman"/>
-                <w:kern w:val="0"/>
-                <w:sz w:val="28"/>
-                <w:szCs w:val="28"/>
-                <w:lang w:eastAsia="ru-RU"/>
-                <w14:ligatures w14:val="none"/>
+              <w:jc w:val="center"/>
+              <w:rPr>
+                <w:rFonts w:ascii="Times New Roman" w:hAnsi="Times New Roman" w:cs="Times New Roman"/>
+                <w:b/>
+                <w:bCs/>
+                <w:sz w:val="28"/>
+                <w:szCs w:val="28"/>
               </w:rPr>
             </w:pPr>
             <w:r>
@@ -13003,29 +12747,17 @@
         </w:tc>
         <w:tc>
           <w:tcPr>
-            <w:tcW w:w="0" w:type="auto"/>
-            <w:tcBorders>
-              <w:top w:val="nil"/>
-            </w:tcBorders>
-            <w:tcMar>
-              <w:top w:w="150" w:type="dxa"/>
-              <w:left w:w="240" w:type="dxa"/>
-              <w:bottom w:w="150" w:type="dxa"/>
-              <w:right w:w="240" w:type="dxa"/>
-            </w:tcMar>
-            <w:vAlign w:val="center"/>
-            <w:hideMark/>
+            <w:tcW w:w="1652" w:type="dxa"/>
           </w:tcPr>
           <w:p>
             <w:pPr>
-              <w:spacing w:after="0" w:line="375" w:lineRule="atLeast"/>
-              <w:rPr>
-                <w:rFonts w:ascii="Times New Roman" w:eastAsia="Times New Roman" w:hAnsi="Times New Roman" w:cs="Times New Roman"/>
-                <w:kern w:val="0"/>
-                <w:sz w:val="28"/>
-                <w:szCs w:val="28"/>
-                <w:lang w:eastAsia="ru-RU"/>
-                <w14:ligatures w14:val="none"/>
+              <w:jc w:val="center"/>
+              <w:rPr>
+                <w:rFonts w:ascii="Times New Roman" w:hAnsi="Times New Roman" w:cs="Times New Roman"/>
+                <w:b/>
+                <w:bCs/>
+                <w:sz w:val="28"/>
+                <w:szCs w:val="28"/>
               </w:rPr>
             </w:pPr>
             <w:r>
@@ -13043,29 +12775,17 @@
         </w:tc>
         <w:tc>
           <w:tcPr>
-            <w:tcW w:w="0" w:type="auto"/>
-            <w:tcBorders>
-              <w:top w:val="nil"/>
-            </w:tcBorders>
-            <w:tcMar>
-              <w:top w:w="150" w:type="dxa"/>
-              <w:left w:w="240" w:type="dxa"/>
-              <w:bottom w:w="150" w:type="dxa"/>
-              <w:right w:w="240" w:type="dxa"/>
-            </w:tcMar>
-            <w:vAlign w:val="center"/>
-            <w:hideMark/>
+            <w:tcW w:w="1443" w:type="dxa"/>
           </w:tcPr>
           <w:p>
             <w:pPr>
-              <w:spacing w:after="0" w:line="375" w:lineRule="atLeast"/>
-              <w:rPr>
-                <w:rFonts w:ascii="Times New Roman" w:eastAsia="Times New Roman" w:hAnsi="Times New Roman" w:cs="Times New Roman"/>
-                <w:kern w:val="0"/>
-                <w:sz w:val="28"/>
-                <w:szCs w:val="28"/>
-                <w:lang w:eastAsia="ru-RU"/>
-                <w14:ligatures w14:val="none"/>
+              <w:jc w:val="center"/>
+              <w:rPr>
+                <w:rFonts w:ascii="Times New Roman" w:hAnsi="Times New Roman" w:cs="Times New Roman"/>
+                <w:b/>
+                <w:bCs/>
+                <w:sz w:val="28"/>
+                <w:szCs w:val="28"/>
               </w:rPr>
             </w:pPr>
             <w:r>
@@ -13083,29 +12803,17 @@
         </w:tc>
         <w:tc>
           <w:tcPr>
-            <w:tcW w:w="0" w:type="auto"/>
-            <w:tcBorders>
-              <w:top w:val="nil"/>
-            </w:tcBorders>
-            <w:tcMar>
-              <w:top w:w="150" w:type="dxa"/>
-              <w:left w:w="240" w:type="dxa"/>
-              <w:bottom w:w="150" w:type="dxa"/>
-              <w:right w:w="240" w:type="dxa"/>
-            </w:tcMar>
-            <w:vAlign w:val="center"/>
-            <w:hideMark/>
+            <w:tcW w:w="1426" w:type="dxa"/>
           </w:tcPr>
           <w:p>
             <w:pPr>
-              <w:spacing w:after="0" w:line="375" w:lineRule="atLeast"/>
-              <w:rPr>
-                <w:rFonts w:ascii="Times New Roman" w:eastAsia="Times New Roman" w:hAnsi="Times New Roman" w:cs="Times New Roman"/>
-                <w:kern w:val="0"/>
-                <w:sz w:val="28"/>
-                <w:szCs w:val="28"/>
-                <w:lang w:eastAsia="ru-RU"/>
-                <w14:ligatures w14:val="none"/>
+              <w:jc w:val="center"/>
+              <w:rPr>
+                <w:rFonts w:ascii="Times New Roman" w:hAnsi="Times New Roman" w:cs="Times New Roman"/>
+                <w:b/>
+                <w:bCs/>
+                <w:sz w:val="28"/>
+                <w:szCs w:val="28"/>
               </w:rPr>
             </w:pPr>
             <w:r>
@@ -13123,29 +12831,17 @@
         </w:tc>
         <w:tc>
           <w:tcPr>
-            <w:tcW w:w="0" w:type="auto"/>
-            <w:tcBorders>
-              <w:top w:val="nil"/>
-            </w:tcBorders>
-            <w:tcMar>
-              <w:top w:w="150" w:type="dxa"/>
-              <w:left w:w="240" w:type="dxa"/>
-              <w:bottom w:w="150" w:type="dxa"/>
-              <w:right w:w="240" w:type="dxa"/>
-            </w:tcMar>
-            <w:vAlign w:val="center"/>
-            <w:hideMark/>
+            <w:tcW w:w="1381" w:type="dxa"/>
           </w:tcPr>
           <w:p>
             <w:pPr>
-              <w:spacing w:after="0" w:line="375" w:lineRule="atLeast"/>
-              <w:rPr>
-                <w:rFonts w:ascii="Times New Roman" w:eastAsia="Times New Roman" w:hAnsi="Times New Roman" w:cs="Times New Roman"/>
-                <w:kern w:val="0"/>
-                <w:sz w:val="28"/>
-                <w:szCs w:val="28"/>
-                <w:lang w:eastAsia="ru-RU"/>
-                <w14:ligatures w14:val="none"/>
+              <w:jc w:val="center"/>
+              <w:rPr>
+                <w:rFonts w:ascii="Times New Roman" w:hAnsi="Times New Roman" w:cs="Times New Roman"/>
+                <w:b/>
+                <w:bCs/>
+                <w:sz w:val="28"/>
+                <w:szCs w:val="28"/>
               </w:rPr>
             </w:pPr>
             <w:r>
@@ -13163,29 +12859,17 @@
         </w:tc>
         <w:tc>
           <w:tcPr>
-            <w:tcW w:w="0" w:type="auto"/>
-            <w:tcBorders>
-              <w:top w:val="nil"/>
-            </w:tcBorders>
-            <w:tcMar>
-              <w:top w:w="150" w:type="dxa"/>
-              <w:left w:w="240" w:type="dxa"/>
-              <w:bottom w:w="150" w:type="dxa"/>
-              <w:right w:w="240" w:type="dxa"/>
-            </w:tcMar>
-            <w:vAlign w:val="center"/>
-            <w:hideMark/>
+            <w:tcW w:w="1888" w:type="dxa"/>
           </w:tcPr>
           <w:p>
             <w:pPr>
-              <w:spacing w:after="0" w:line="375" w:lineRule="atLeast"/>
-              <w:rPr>
-                <w:rFonts w:ascii="Times New Roman" w:eastAsia="Times New Roman" w:hAnsi="Times New Roman" w:cs="Times New Roman"/>
-                <w:kern w:val="0"/>
-                <w:sz w:val="28"/>
-                <w:szCs w:val="28"/>
-                <w:lang w:eastAsia="ru-RU"/>
-                <w14:ligatures w14:val="none"/>
+              <w:jc w:val="center"/>
+              <w:rPr>
+                <w:rFonts w:ascii="Times New Roman" w:hAnsi="Times New Roman" w:cs="Times New Roman"/>
+                <w:b/>
+                <w:bCs/>
+                <w:sz w:val="28"/>
+                <w:szCs w:val="28"/>
               </w:rPr>
             </w:pPr>
             <w:r>
@@ -13203,31 +12887,19 @@
         </w:tc>
       </w:tr>
       <w:tr>
-        <w:trPr>
-          <w:jc w:val="center"/>
-        </w:trPr>
         <w:tc>
           <w:tcPr>
-            <w:tcW w:w="0" w:type="auto"/>
-            <w:tcMar>
-              <w:top w:w="150" w:type="dxa"/>
-              <w:left w:w="0" w:type="dxa"/>
-              <w:bottom w:w="150" w:type="dxa"/>
-              <w:right w:w="240" w:type="dxa"/>
-            </w:tcMar>
-            <w:vAlign w:val="center"/>
-            <w:hideMark/>
+            <w:tcW w:w="1555" w:type="dxa"/>
           </w:tcPr>
           <w:p>
             <w:pPr>
-              <w:spacing w:after="0" w:line="375" w:lineRule="atLeast"/>
-              <w:rPr>
-                <w:rFonts w:ascii="Times New Roman" w:eastAsia="Times New Roman" w:hAnsi="Times New Roman" w:cs="Times New Roman"/>
-                <w:kern w:val="0"/>
-                <w:sz w:val="28"/>
-                <w:szCs w:val="28"/>
-                <w:lang w:eastAsia="ru-RU"/>
-                <w14:ligatures w14:val="none"/>
+              <w:jc w:val="center"/>
+              <w:rPr>
+                <w:rFonts w:ascii="Times New Roman" w:hAnsi="Times New Roman" w:cs="Times New Roman"/>
+                <w:b/>
+                <w:bCs/>
+                <w:sz w:val="28"/>
+                <w:szCs w:val="28"/>
               </w:rPr>
             </w:pPr>
             <w:r>
@@ -13245,26 +12917,17 @@
         </w:tc>
         <w:tc>
           <w:tcPr>
-            <w:tcW w:w="0" w:type="auto"/>
-            <w:tcMar>
-              <w:top w:w="150" w:type="dxa"/>
-              <w:left w:w="240" w:type="dxa"/>
-              <w:bottom w:w="150" w:type="dxa"/>
-              <w:right w:w="240" w:type="dxa"/>
-            </w:tcMar>
-            <w:vAlign w:val="center"/>
-            <w:hideMark/>
+            <w:tcW w:w="1652" w:type="dxa"/>
           </w:tcPr>
           <w:p>
             <w:pPr>
-              <w:spacing w:after="0" w:line="375" w:lineRule="atLeast"/>
-              <w:rPr>
-                <w:rFonts w:ascii="Times New Roman" w:eastAsia="Times New Roman" w:hAnsi="Times New Roman" w:cs="Times New Roman"/>
-                <w:kern w:val="0"/>
-                <w:sz w:val="28"/>
-                <w:szCs w:val="28"/>
-                <w:lang w:eastAsia="ru-RU"/>
-                <w14:ligatures w14:val="none"/>
+              <w:jc w:val="center"/>
+              <w:rPr>
+                <w:rFonts w:ascii="Times New Roman" w:hAnsi="Times New Roman" w:cs="Times New Roman"/>
+                <w:b/>
+                <w:bCs/>
+                <w:sz w:val="28"/>
+                <w:szCs w:val="28"/>
               </w:rPr>
             </w:pPr>
             <w:r>
@@ -13282,26 +12945,17 @@
         </w:tc>
         <w:tc>
           <w:tcPr>
-            <w:tcW w:w="0" w:type="auto"/>
-            <w:tcMar>
-              <w:top w:w="150" w:type="dxa"/>
-              <w:left w:w="240" w:type="dxa"/>
-              <w:bottom w:w="150" w:type="dxa"/>
-              <w:right w:w="240" w:type="dxa"/>
-            </w:tcMar>
-            <w:vAlign w:val="center"/>
-            <w:hideMark/>
+            <w:tcW w:w="1443" w:type="dxa"/>
           </w:tcPr>
           <w:p>
             <w:pPr>
-              <w:spacing w:after="0" w:line="375" w:lineRule="atLeast"/>
-              <w:rPr>
-                <w:rFonts w:ascii="Times New Roman" w:eastAsia="Times New Roman" w:hAnsi="Times New Roman" w:cs="Times New Roman"/>
-                <w:kern w:val="0"/>
-                <w:sz w:val="28"/>
-                <w:szCs w:val="28"/>
-                <w:lang w:eastAsia="ru-RU"/>
-                <w14:ligatures w14:val="none"/>
+              <w:jc w:val="center"/>
+              <w:rPr>
+                <w:rFonts w:ascii="Times New Roman" w:hAnsi="Times New Roman" w:cs="Times New Roman"/>
+                <w:b/>
+                <w:bCs/>
+                <w:sz w:val="28"/>
+                <w:szCs w:val="28"/>
               </w:rPr>
             </w:pPr>
             <w:r>
@@ -13319,26 +12973,17 @@
         </w:tc>
         <w:tc>
           <w:tcPr>
-            <w:tcW w:w="0" w:type="auto"/>
-            <w:tcMar>
-              <w:top w:w="150" w:type="dxa"/>
-              <w:left w:w="240" w:type="dxa"/>
-              <w:bottom w:w="150" w:type="dxa"/>
-              <w:right w:w="240" w:type="dxa"/>
-            </w:tcMar>
-            <w:vAlign w:val="center"/>
-            <w:hideMark/>
+            <w:tcW w:w="1426" w:type="dxa"/>
           </w:tcPr>
           <w:p>
             <w:pPr>
-              <w:spacing w:after="0" w:line="375" w:lineRule="atLeast"/>
-              <w:rPr>
-                <w:rFonts w:ascii="Times New Roman" w:eastAsia="Times New Roman" w:hAnsi="Times New Roman" w:cs="Times New Roman"/>
-                <w:kern w:val="0"/>
-                <w:sz w:val="28"/>
-                <w:szCs w:val="28"/>
-                <w:lang w:eastAsia="ru-RU"/>
-                <w14:ligatures w14:val="none"/>
+              <w:jc w:val="center"/>
+              <w:rPr>
+                <w:rFonts w:ascii="Times New Roman" w:hAnsi="Times New Roman" w:cs="Times New Roman"/>
+                <w:b/>
+                <w:bCs/>
+                <w:sz w:val="28"/>
+                <w:szCs w:val="28"/>
               </w:rPr>
             </w:pPr>
             <w:r>
@@ -13356,26 +13001,17 @@
         </w:tc>
         <w:tc>
           <w:tcPr>
-            <w:tcW w:w="0" w:type="auto"/>
-            <w:tcMar>
-              <w:top w:w="150" w:type="dxa"/>
-              <w:left w:w="240" w:type="dxa"/>
-              <w:bottom w:w="150" w:type="dxa"/>
-              <w:right w:w="240" w:type="dxa"/>
-            </w:tcMar>
-            <w:vAlign w:val="center"/>
-            <w:hideMark/>
+            <w:tcW w:w="1381" w:type="dxa"/>
           </w:tcPr>
           <w:p>
             <w:pPr>
-              <w:spacing w:after="0" w:line="375" w:lineRule="atLeast"/>
-              <w:rPr>
-                <w:rFonts w:ascii="Times New Roman" w:eastAsia="Times New Roman" w:hAnsi="Times New Roman" w:cs="Times New Roman"/>
-                <w:kern w:val="0"/>
-                <w:sz w:val="28"/>
-                <w:szCs w:val="28"/>
-                <w:lang w:eastAsia="ru-RU"/>
-                <w14:ligatures w14:val="none"/>
+              <w:jc w:val="center"/>
+              <w:rPr>
+                <w:rFonts w:ascii="Times New Roman" w:hAnsi="Times New Roman" w:cs="Times New Roman"/>
+                <w:b/>
+                <w:bCs/>
+                <w:sz w:val="28"/>
+                <w:szCs w:val="28"/>
               </w:rPr>
             </w:pPr>
             <w:r>
@@ -13393,26 +13029,17 @@
         </w:tc>
         <w:tc>
           <w:tcPr>
-            <w:tcW w:w="0" w:type="auto"/>
-            <w:tcMar>
-              <w:top w:w="150" w:type="dxa"/>
-              <w:left w:w="240" w:type="dxa"/>
-              <w:bottom w:w="150" w:type="dxa"/>
-              <w:right w:w="0" w:type="dxa"/>
-            </w:tcMar>
-            <w:vAlign w:val="center"/>
-            <w:hideMark/>
+            <w:tcW w:w="1888" w:type="dxa"/>
           </w:tcPr>
           <w:p>
             <w:pPr>
-              <w:spacing w:after="0" w:line="375" w:lineRule="atLeast"/>
-              <w:rPr>
-                <w:rFonts w:ascii="Times New Roman" w:eastAsia="Times New Roman" w:hAnsi="Times New Roman" w:cs="Times New Roman"/>
-                <w:kern w:val="0"/>
-                <w:sz w:val="28"/>
-                <w:szCs w:val="28"/>
-                <w:lang w:eastAsia="ru-RU"/>
-                <w14:ligatures w14:val="none"/>
+              <w:jc w:val="center"/>
+              <w:rPr>
+                <w:rFonts w:ascii="Times New Roman" w:hAnsi="Times New Roman" w:cs="Times New Roman"/>
+                <w:b/>
+                <w:bCs/>
+                <w:sz w:val="28"/>
+                <w:szCs w:val="28"/>
               </w:rPr>
             </w:pPr>
             <w:r>
@@ -13430,31 +13057,19 @@
         </w:tc>
       </w:tr>
       <w:tr>
-        <w:trPr>
-          <w:jc w:val="center"/>
-        </w:trPr>
         <w:tc>
           <w:tcPr>
-            <w:tcW w:w="0" w:type="auto"/>
-            <w:tcMar>
-              <w:top w:w="150" w:type="dxa"/>
-              <w:left w:w="0" w:type="dxa"/>
-              <w:bottom w:w="150" w:type="dxa"/>
-              <w:right w:w="240" w:type="dxa"/>
-            </w:tcMar>
-            <w:vAlign w:val="center"/>
-            <w:hideMark/>
+            <w:tcW w:w="1555" w:type="dxa"/>
           </w:tcPr>
           <w:p>
             <w:pPr>
-              <w:spacing w:after="0" w:line="375" w:lineRule="atLeast"/>
-              <w:rPr>
-                <w:rFonts w:ascii="Times New Roman" w:eastAsia="Times New Roman" w:hAnsi="Times New Roman" w:cs="Times New Roman"/>
-                <w:kern w:val="0"/>
-                <w:sz w:val="28"/>
-                <w:szCs w:val="28"/>
-                <w:lang w:eastAsia="ru-RU"/>
-                <w14:ligatures w14:val="none"/>
+              <w:jc w:val="center"/>
+              <w:rPr>
+                <w:rFonts w:ascii="Times New Roman" w:hAnsi="Times New Roman" w:cs="Times New Roman"/>
+                <w:b/>
+                <w:bCs/>
+                <w:sz w:val="28"/>
+                <w:szCs w:val="28"/>
               </w:rPr>
             </w:pPr>
             <w:r>
@@ -13472,26 +13087,17 @@
         </w:tc>
         <w:tc>
           <w:tcPr>
-            <w:tcW w:w="0" w:type="auto"/>
-            <w:tcMar>
-              <w:top w:w="150" w:type="dxa"/>
-              <w:left w:w="240" w:type="dxa"/>
-              <w:bottom w:w="150" w:type="dxa"/>
-              <w:right w:w="240" w:type="dxa"/>
-            </w:tcMar>
-            <w:vAlign w:val="center"/>
-            <w:hideMark/>
+            <w:tcW w:w="1652" w:type="dxa"/>
           </w:tcPr>
           <w:p>
             <w:pPr>
-              <w:spacing w:after="0" w:line="375" w:lineRule="atLeast"/>
-              <w:rPr>
-                <w:rFonts w:ascii="Times New Roman" w:eastAsia="Times New Roman" w:hAnsi="Times New Roman" w:cs="Times New Roman"/>
-                <w:kern w:val="0"/>
-                <w:sz w:val="28"/>
-                <w:szCs w:val="28"/>
-                <w:lang w:eastAsia="ru-RU"/>
-                <w14:ligatures w14:val="none"/>
+              <w:jc w:val="center"/>
+              <w:rPr>
+                <w:rFonts w:ascii="Times New Roman" w:hAnsi="Times New Roman" w:cs="Times New Roman"/>
+                <w:b/>
+                <w:bCs/>
+                <w:sz w:val="28"/>
+                <w:szCs w:val="28"/>
               </w:rPr>
             </w:pPr>
             <w:r>
@@ -13509,26 +13115,17 @@
         </w:tc>
         <w:tc>
           <w:tcPr>
-            <w:tcW w:w="0" w:type="auto"/>
-            <w:tcMar>
-              <w:top w:w="150" w:type="dxa"/>
-              <w:left w:w="240" w:type="dxa"/>
-              <w:bottom w:w="150" w:type="dxa"/>
-              <w:right w:w="240" w:type="dxa"/>
-            </w:tcMar>
-            <w:vAlign w:val="center"/>
-            <w:hideMark/>
+            <w:tcW w:w="1443" w:type="dxa"/>
           </w:tcPr>
           <w:p>
             <w:pPr>
-              <w:spacing w:after="0" w:line="375" w:lineRule="atLeast"/>
-              <w:rPr>
-                <w:rFonts w:ascii="Times New Roman" w:eastAsia="Times New Roman" w:hAnsi="Times New Roman" w:cs="Times New Roman"/>
-                <w:kern w:val="0"/>
-                <w:sz w:val="28"/>
-                <w:szCs w:val="28"/>
-                <w:lang w:eastAsia="ru-RU"/>
-                <w14:ligatures w14:val="none"/>
+              <w:jc w:val="center"/>
+              <w:rPr>
+                <w:rFonts w:ascii="Times New Roman" w:hAnsi="Times New Roman" w:cs="Times New Roman"/>
+                <w:b/>
+                <w:bCs/>
+                <w:sz w:val="28"/>
+                <w:szCs w:val="28"/>
               </w:rPr>
             </w:pPr>
             <w:r>
@@ -13546,26 +13143,17 @@
         </w:tc>
         <w:tc>
           <w:tcPr>
-            <w:tcW w:w="0" w:type="auto"/>
-            <w:tcMar>
-              <w:top w:w="150" w:type="dxa"/>
-              <w:left w:w="240" w:type="dxa"/>
-              <w:bottom w:w="150" w:type="dxa"/>
-              <w:right w:w="240" w:type="dxa"/>
-            </w:tcMar>
-            <w:vAlign w:val="center"/>
-            <w:hideMark/>
+            <w:tcW w:w="1426" w:type="dxa"/>
           </w:tcPr>
           <w:p>
             <w:pPr>
-              <w:spacing w:after="0" w:line="375" w:lineRule="atLeast"/>
-              <w:rPr>
-                <w:rFonts w:ascii="Times New Roman" w:eastAsia="Times New Roman" w:hAnsi="Times New Roman" w:cs="Times New Roman"/>
-                <w:kern w:val="0"/>
-                <w:sz w:val="28"/>
-                <w:szCs w:val="28"/>
-                <w:lang w:eastAsia="ru-RU"/>
-                <w14:ligatures w14:val="none"/>
+              <w:jc w:val="center"/>
+              <w:rPr>
+                <w:rFonts w:ascii="Times New Roman" w:hAnsi="Times New Roman" w:cs="Times New Roman"/>
+                <w:b/>
+                <w:bCs/>
+                <w:sz w:val="28"/>
+                <w:szCs w:val="28"/>
               </w:rPr>
             </w:pPr>
             <w:r>
@@ -13583,26 +13171,17 @@
         </w:tc>
         <w:tc>
           <w:tcPr>
-            <w:tcW w:w="0" w:type="auto"/>
-            <w:tcMar>
-              <w:top w:w="150" w:type="dxa"/>
-              <w:left w:w="240" w:type="dxa"/>
-              <w:bottom w:w="150" w:type="dxa"/>
-              <w:right w:w="240" w:type="dxa"/>
-            </w:tcMar>
-            <w:vAlign w:val="center"/>
-            <w:hideMark/>
+            <w:tcW w:w="1381" w:type="dxa"/>
           </w:tcPr>
           <w:p>
             <w:pPr>
-              <w:spacing w:after="0" w:line="375" w:lineRule="atLeast"/>
-              <w:rPr>
-                <w:rFonts w:ascii="Times New Roman" w:eastAsia="Times New Roman" w:hAnsi="Times New Roman" w:cs="Times New Roman"/>
-                <w:kern w:val="0"/>
-                <w:sz w:val="28"/>
-                <w:szCs w:val="28"/>
-                <w:lang w:eastAsia="ru-RU"/>
-                <w14:ligatures w14:val="none"/>
+              <w:jc w:val="center"/>
+              <w:rPr>
+                <w:rFonts w:ascii="Times New Roman" w:hAnsi="Times New Roman" w:cs="Times New Roman"/>
+                <w:b/>
+                <w:bCs/>
+                <w:sz w:val="28"/>
+                <w:szCs w:val="28"/>
               </w:rPr>
             </w:pPr>
             <w:r>
@@ -13620,26 +13199,17 @@
         </w:tc>
         <w:tc>
           <w:tcPr>
-            <w:tcW w:w="0" w:type="auto"/>
-            <w:tcMar>
-              <w:top w:w="150" w:type="dxa"/>
-              <w:left w:w="240" w:type="dxa"/>
-              <w:bottom w:w="150" w:type="dxa"/>
-              <w:right w:w="0" w:type="dxa"/>
-            </w:tcMar>
-            <w:vAlign w:val="center"/>
-            <w:hideMark/>
+            <w:tcW w:w="1888" w:type="dxa"/>
           </w:tcPr>
           <w:p>
             <w:pPr>
-              <w:spacing w:after="0" w:line="375" w:lineRule="atLeast"/>
-              <w:rPr>
-                <w:rFonts w:ascii="Times New Roman" w:eastAsia="Times New Roman" w:hAnsi="Times New Roman" w:cs="Times New Roman"/>
-                <w:kern w:val="0"/>
-                <w:sz w:val="28"/>
-                <w:szCs w:val="28"/>
-                <w:lang w:eastAsia="ru-RU"/>
-                <w14:ligatures w14:val="none"/>
+              <w:jc w:val="center"/>
+              <w:rPr>
+                <w:rFonts w:ascii="Times New Roman" w:hAnsi="Times New Roman" w:cs="Times New Roman"/>
+                <w:b/>
+                <w:bCs/>
+                <w:sz w:val="28"/>
+                <w:szCs w:val="28"/>
               </w:rPr>
             </w:pPr>
             <w:r>
@@ -13657,31 +13227,19 @@
         </w:tc>
       </w:tr>
       <w:tr>
-        <w:trPr>
-          <w:jc w:val="center"/>
-        </w:trPr>
         <w:tc>
           <w:tcPr>
-            <w:tcW w:w="0" w:type="auto"/>
-            <w:tcMar>
-              <w:top w:w="150" w:type="dxa"/>
-              <w:left w:w="0" w:type="dxa"/>
-              <w:bottom w:w="150" w:type="dxa"/>
-              <w:right w:w="240" w:type="dxa"/>
-            </w:tcMar>
-            <w:vAlign w:val="center"/>
-            <w:hideMark/>
+            <w:tcW w:w="1555" w:type="dxa"/>
           </w:tcPr>
           <w:p>
             <w:pPr>
-              <w:spacing w:after="0" w:line="375" w:lineRule="atLeast"/>
-              <w:rPr>
-                <w:rFonts w:ascii="Times New Roman" w:eastAsia="Times New Roman" w:hAnsi="Times New Roman" w:cs="Times New Roman"/>
-                <w:kern w:val="0"/>
-                <w:sz w:val="28"/>
-                <w:szCs w:val="28"/>
-                <w:lang w:eastAsia="ru-RU"/>
-                <w14:ligatures w14:val="none"/>
+              <w:jc w:val="center"/>
+              <w:rPr>
+                <w:rFonts w:ascii="Times New Roman" w:hAnsi="Times New Roman" w:cs="Times New Roman"/>
+                <w:b/>
+                <w:bCs/>
+                <w:sz w:val="28"/>
+                <w:szCs w:val="28"/>
               </w:rPr>
             </w:pPr>
             <w:r>
@@ -13699,26 +13257,17 @@
         </w:tc>
         <w:tc>
           <w:tcPr>
-            <w:tcW w:w="0" w:type="auto"/>
-            <w:tcMar>
-              <w:top w:w="150" w:type="dxa"/>
-              <w:left w:w="240" w:type="dxa"/>
-              <w:bottom w:w="150" w:type="dxa"/>
-              <w:right w:w="240" w:type="dxa"/>
-            </w:tcMar>
-            <w:vAlign w:val="center"/>
-            <w:hideMark/>
+            <w:tcW w:w="1652" w:type="dxa"/>
           </w:tcPr>
           <w:p>
             <w:pPr>
-              <w:spacing w:after="0" w:line="375" w:lineRule="atLeast"/>
-              <w:rPr>
-                <w:rFonts w:ascii="Times New Roman" w:eastAsia="Times New Roman" w:hAnsi="Times New Roman" w:cs="Times New Roman"/>
-                <w:kern w:val="0"/>
-                <w:sz w:val="28"/>
-                <w:szCs w:val="28"/>
-                <w:lang w:eastAsia="ru-RU"/>
-                <w14:ligatures w14:val="none"/>
+              <w:jc w:val="center"/>
+              <w:rPr>
+                <w:rFonts w:ascii="Times New Roman" w:hAnsi="Times New Roman" w:cs="Times New Roman"/>
+                <w:b/>
+                <w:bCs/>
+                <w:sz w:val="28"/>
+                <w:szCs w:val="28"/>
               </w:rPr>
             </w:pPr>
             <w:r>
@@ -13736,26 +13285,17 @@
         </w:tc>
         <w:tc>
           <w:tcPr>
-            <w:tcW w:w="0" w:type="auto"/>
-            <w:tcMar>
-              <w:top w:w="150" w:type="dxa"/>
-              <w:left w:w="240" w:type="dxa"/>
-              <w:bottom w:w="150" w:type="dxa"/>
-              <w:right w:w="240" w:type="dxa"/>
-            </w:tcMar>
-            <w:vAlign w:val="center"/>
-            <w:hideMark/>
+            <w:tcW w:w="1443" w:type="dxa"/>
           </w:tcPr>
           <w:p>
             <w:pPr>
-              <w:spacing w:after="0" w:line="375" w:lineRule="atLeast"/>
-              <w:rPr>
-                <w:rFonts w:ascii="Times New Roman" w:eastAsia="Times New Roman" w:hAnsi="Times New Roman" w:cs="Times New Roman"/>
-                <w:kern w:val="0"/>
-                <w:sz w:val="28"/>
-                <w:szCs w:val="28"/>
-                <w:lang w:eastAsia="ru-RU"/>
-                <w14:ligatures w14:val="none"/>
+              <w:jc w:val="center"/>
+              <w:rPr>
+                <w:rFonts w:ascii="Times New Roman" w:hAnsi="Times New Roman" w:cs="Times New Roman"/>
+                <w:b/>
+                <w:bCs/>
+                <w:sz w:val="28"/>
+                <w:szCs w:val="28"/>
               </w:rPr>
             </w:pPr>
             <w:r>
@@ -13773,26 +13313,17 @@
         </w:tc>
         <w:tc>
           <w:tcPr>
-            <w:tcW w:w="0" w:type="auto"/>
-            <w:tcMar>
-              <w:top w:w="150" w:type="dxa"/>
-              <w:left w:w="240" w:type="dxa"/>
-              <w:bottom w:w="150" w:type="dxa"/>
-              <w:right w:w="240" w:type="dxa"/>
-            </w:tcMar>
-            <w:vAlign w:val="center"/>
-            <w:hideMark/>
+            <w:tcW w:w="1426" w:type="dxa"/>
           </w:tcPr>
           <w:p>
             <w:pPr>
-              <w:spacing w:after="0" w:line="375" w:lineRule="atLeast"/>
-              <w:rPr>
-                <w:rFonts w:ascii="Times New Roman" w:eastAsia="Times New Roman" w:hAnsi="Times New Roman" w:cs="Times New Roman"/>
-                <w:kern w:val="0"/>
-                <w:sz w:val="28"/>
-                <w:szCs w:val="28"/>
-                <w:lang w:eastAsia="ru-RU"/>
-                <w14:ligatures w14:val="none"/>
+              <w:jc w:val="center"/>
+              <w:rPr>
+                <w:rFonts w:ascii="Times New Roman" w:hAnsi="Times New Roman" w:cs="Times New Roman"/>
+                <w:b/>
+                <w:bCs/>
+                <w:sz w:val="28"/>
+                <w:szCs w:val="28"/>
               </w:rPr>
             </w:pPr>
             <w:r>
@@ -13810,26 +13341,17 @@
         </w:tc>
         <w:tc>
           <w:tcPr>
-            <w:tcW w:w="0" w:type="auto"/>
-            <w:tcMar>
-              <w:top w:w="150" w:type="dxa"/>
-              <w:left w:w="240" w:type="dxa"/>
-              <w:bottom w:w="150" w:type="dxa"/>
-              <w:right w:w="240" w:type="dxa"/>
-            </w:tcMar>
-            <w:vAlign w:val="center"/>
-            <w:hideMark/>
+            <w:tcW w:w="1381" w:type="dxa"/>
           </w:tcPr>
           <w:p>
             <w:pPr>
-              <w:spacing w:after="0" w:line="375" w:lineRule="atLeast"/>
-              <w:rPr>
-                <w:rFonts w:ascii="Times New Roman" w:eastAsia="Times New Roman" w:hAnsi="Times New Roman" w:cs="Times New Roman"/>
-                <w:kern w:val="0"/>
-                <w:sz w:val="28"/>
-                <w:szCs w:val="28"/>
-                <w:lang w:eastAsia="ru-RU"/>
-                <w14:ligatures w14:val="none"/>
+              <w:jc w:val="center"/>
+              <w:rPr>
+                <w:rFonts w:ascii="Times New Roman" w:hAnsi="Times New Roman" w:cs="Times New Roman"/>
+                <w:b/>
+                <w:bCs/>
+                <w:sz w:val="28"/>
+                <w:szCs w:val="28"/>
               </w:rPr>
             </w:pPr>
             <w:r>
@@ -13847,26 +13369,18 @@
         </w:tc>
         <w:tc>
           <w:tcPr>
-            <w:tcW w:w="0" w:type="auto"/>
-            <w:tcMar>
-              <w:top w:w="150" w:type="dxa"/>
-              <w:left w:w="240" w:type="dxa"/>
-              <w:bottom w:w="150" w:type="dxa"/>
-              <w:right w:w="0" w:type="dxa"/>
-            </w:tcMar>
+            <w:tcW w:w="1888" w:type="dxa"/>
             <w:vAlign w:val="center"/>
-            <w:hideMark/>
           </w:tcPr>
           <w:p>
             <w:pPr>
-              <w:spacing w:after="0" w:line="375" w:lineRule="atLeast"/>
-              <w:rPr>
-                <w:rFonts w:ascii="Times New Roman" w:eastAsia="Times New Roman" w:hAnsi="Times New Roman" w:cs="Times New Roman"/>
-                <w:kern w:val="0"/>
-                <w:sz w:val="28"/>
-                <w:szCs w:val="28"/>
-                <w:lang w:eastAsia="ru-RU"/>
-                <w14:ligatures w14:val="none"/>
+              <w:jc w:val="center"/>
+              <w:rPr>
+                <w:rFonts w:ascii="Times New Roman" w:hAnsi="Times New Roman" w:cs="Times New Roman"/>
+                <w:b/>
+                <w:bCs/>
+                <w:sz w:val="28"/>
+                <w:szCs w:val="28"/>
               </w:rPr>
             </w:pPr>
             <w:r>
@@ -13884,24 +13398,24 @@
         </w:tc>
       </w:tr>
       <w:tr>
-        <w:trPr>
-          <w:jc w:val="center"/>
-        </w:trPr>
         <w:tc>
           <w:tcPr>
-            <w:tcW w:w="0" w:type="auto"/>
-            <w:tcMar>
-              <w:top w:w="150" w:type="dxa"/>
-              <w:left w:w="0" w:type="dxa"/>
-              <w:bottom w:w="150" w:type="dxa"/>
-              <w:right w:w="240" w:type="dxa"/>
-            </w:tcMar>
-            <w:vAlign w:val="center"/>
-            <w:hideMark/>
+            <w:tcW w:w="1555" w:type="dxa"/>
           </w:tcPr>
           <w:p>
             <w:pPr>
-              <w:spacing w:after="0" w:line="375" w:lineRule="atLeast"/>
+              <w:jc w:val="center"/>
+              <w:rPr>
+                <w:rFonts w:ascii="Times New Roman" w:hAnsi="Times New Roman" w:cs="Times New Roman"/>
+                <w:b/>
+                <w:bCs/>
+                <w:sz w:val="28"/>
+                <w:szCs w:val="28"/>
+              </w:rPr>
+            </w:pPr>
+            <w:proofErr w:type="spellStart"/>
+            <w:proofErr w:type="gramStart"/>
+            <w:r>
               <w:rPr>
                 <w:rFonts w:ascii="Times New Roman" w:eastAsia="Times New Roman" w:hAnsi="Times New Roman" w:cs="Times New Roman"/>
                 <w:kern w:val="0"/>
@@ -13910,8 +13424,9 @@
                 <w:lang w:eastAsia="ru-RU"/>
                 <w14:ligatures w14:val="none"/>
               </w:rPr>
-            </w:pPr>
-            <w:proofErr w:type="spellStart"/>
+              <w:t>std</w:t>
+            </w:r>
+            <w:proofErr w:type="spellEnd"/>
             <w:r>
               <w:rPr>
                 <w:rFonts w:ascii="Times New Roman" w:eastAsia="Times New Roman" w:hAnsi="Times New Roman" w:cs="Times New Roman"/>
@@ -13921,21 +13436,10 @@
                 <w:lang w:eastAsia="ru-RU"/>
                 <w14:ligatures w14:val="none"/>
               </w:rPr>
-              <w:t>std</w:t>
-            </w:r>
-            <w:proofErr w:type="spellEnd"/>
-            <w:r>
-              <w:rPr>
-                <w:rFonts w:ascii="Times New Roman" w:eastAsia="Times New Roman" w:hAnsi="Times New Roman" w:cs="Times New Roman"/>
-                <w:kern w:val="0"/>
-                <w:sz w:val="28"/>
-                <w:szCs w:val="28"/>
-                <w:lang w:eastAsia="ru-RU"/>
-                <w14:ligatures w14:val="none"/>
-              </w:rPr>
               <w:t>::</w:t>
             </w:r>
             <w:proofErr w:type="spellStart"/>
+            <w:proofErr w:type="gramEnd"/>
             <w:r>
               <w:rPr>
                 <w:rFonts w:ascii="Times New Roman" w:eastAsia="Times New Roman" w:hAnsi="Times New Roman" w:cs="Times New Roman"/>
@@ -13952,26 +13456,17 @@
         </w:tc>
         <w:tc>
           <w:tcPr>
-            <w:tcW w:w="0" w:type="auto"/>
-            <w:tcMar>
-              <w:top w:w="150" w:type="dxa"/>
-              <w:left w:w="240" w:type="dxa"/>
-              <w:bottom w:w="150" w:type="dxa"/>
-              <w:right w:w="240" w:type="dxa"/>
-            </w:tcMar>
-            <w:vAlign w:val="center"/>
-            <w:hideMark/>
+            <w:tcW w:w="1652" w:type="dxa"/>
           </w:tcPr>
           <w:p>
             <w:pPr>
-              <w:spacing w:after="0" w:line="375" w:lineRule="atLeast"/>
-              <w:rPr>
-                <w:rFonts w:ascii="Times New Roman" w:eastAsia="Times New Roman" w:hAnsi="Times New Roman" w:cs="Times New Roman"/>
-                <w:kern w:val="0"/>
-                <w:sz w:val="28"/>
-                <w:szCs w:val="28"/>
-                <w:lang w:eastAsia="ru-RU"/>
-                <w14:ligatures w14:val="none"/>
+              <w:jc w:val="center"/>
+              <w:rPr>
+                <w:rFonts w:ascii="Times New Roman" w:hAnsi="Times New Roman" w:cs="Times New Roman"/>
+                <w:b/>
+                <w:bCs/>
+                <w:sz w:val="28"/>
+                <w:szCs w:val="28"/>
               </w:rPr>
             </w:pPr>
             <w:r>
@@ -14035,26 +13530,17 @@
         </w:tc>
         <w:tc>
           <w:tcPr>
-            <w:tcW w:w="0" w:type="auto"/>
-            <w:tcMar>
-              <w:top w:w="150" w:type="dxa"/>
-              <w:left w:w="240" w:type="dxa"/>
-              <w:bottom w:w="150" w:type="dxa"/>
-              <w:right w:w="240" w:type="dxa"/>
-            </w:tcMar>
-            <w:vAlign w:val="center"/>
-            <w:hideMark/>
+            <w:tcW w:w="1443" w:type="dxa"/>
           </w:tcPr>
           <w:p>
             <w:pPr>
-              <w:spacing w:after="0" w:line="375" w:lineRule="atLeast"/>
-              <w:rPr>
-                <w:rFonts w:ascii="Times New Roman" w:eastAsia="Times New Roman" w:hAnsi="Times New Roman" w:cs="Times New Roman"/>
-                <w:kern w:val="0"/>
-                <w:sz w:val="28"/>
-                <w:szCs w:val="28"/>
-                <w:lang w:eastAsia="ru-RU"/>
-                <w14:ligatures w14:val="none"/>
+              <w:jc w:val="center"/>
+              <w:rPr>
+                <w:rFonts w:ascii="Times New Roman" w:hAnsi="Times New Roman" w:cs="Times New Roman"/>
+                <w:b/>
+                <w:bCs/>
+                <w:sz w:val="28"/>
+                <w:szCs w:val="28"/>
               </w:rPr>
             </w:pPr>
             <w:r>
@@ -14118,26 +13604,17 @@
         </w:tc>
         <w:tc>
           <w:tcPr>
-            <w:tcW w:w="0" w:type="auto"/>
-            <w:tcMar>
-              <w:top w:w="150" w:type="dxa"/>
-              <w:left w:w="240" w:type="dxa"/>
-              <w:bottom w:w="150" w:type="dxa"/>
-              <w:right w:w="240" w:type="dxa"/>
-            </w:tcMar>
-            <w:vAlign w:val="center"/>
-            <w:hideMark/>
+            <w:tcW w:w="1426" w:type="dxa"/>
           </w:tcPr>
           <w:p>
             <w:pPr>
-              <w:spacing w:after="0" w:line="375" w:lineRule="atLeast"/>
-              <w:rPr>
-                <w:rFonts w:ascii="Times New Roman" w:eastAsia="Times New Roman" w:hAnsi="Times New Roman" w:cs="Times New Roman"/>
-                <w:kern w:val="0"/>
-                <w:sz w:val="28"/>
-                <w:szCs w:val="28"/>
-                <w:lang w:eastAsia="ru-RU"/>
-                <w14:ligatures w14:val="none"/>
+              <w:jc w:val="center"/>
+              <w:rPr>
+                <w:rFonts w:ascii="Times New Roman" w:hAnsi="Times New Roman" w:cs="Times New Roman"/>
+                <w:b/>
+                <w:bCs/>
+                <w:sz w:val="28"/>
+                <w:szCs w:val="28"/>
               </w:rPr>
             </w:pPr>
             <w:r>
@@ -14201,19 +13678,20 @@
         </w:tc>
         <w:tc>
           <w:tcPr>
-            <w:tcW w:w="0" w:type="auto"/>
-            <w:tcMar>
-              <w:top w:w="150" w:type="dxa"/>
-              <w:left w:w="240" w:type="dxa"/>
-              <w:bottom w:w="150" w:type="dxa"/>
-              <w:right w:w="240" w:type="dxa"/>
-            </w:tcMar>
-            <w:vAlign w:val="center"/>
-            <w:hideMark/>
+            <w:tcW w:w="1381" w:type="dxa"/>
           </w:tcPr>
           <w:p>
             <w:pPr>
-              <w:spacing w:after="0" w:line="375" w:lineRule="atLeast"/>
+              <w:jc w:val="center"/>
+              <w:rPr>
+                <w:rFonts w:ascii="Times New Roman" w:hAnsi="Times New Roman" w:cs="Times New Roman"/>
+                <w:b/>
+                <w:bCs/>
+                <w:sz w:val="28"/>
+                <w:szCs w:val="28"/>
+              </w:rPr>
+            </w:pPr>
+            <w:r>
               <w:rPr>
                 <w:rFonts w:ascii="Times New Roman" w:eastAsia="Times New Roman" w:hAnsi="Times New Roman" w:cs="Times New Roman"/>
                 <w:kern w:val="0"/>
@@ -14222,7 +13700,8 @@
                 <w:lang w:eastAsia="ru-RU"/>
                 <w14:ligatures w14:val="none"/>
               </w:rPr>
-            </w:pPr>
+              <w:t>O(n</w:t>
+            </w:r>
             <w:r>
               <w:rPr>
                 <w:rFonts w:ascii="Times New Roman" w:eastAsia="Times New Roman" w:hAnsi="Times New Roman" w:cs="Times New Roman"/>
@@ -14232,7 +13711,7 @@
                 <w:lang w:eastAsia="ru-RU"/>
                 <w14:ligatures w14:val="none"/>
               </w:rPr>
-              <w:t>O(</w:t>
+              <w:t xml:space="preserve"> </w:t>
             </w:r>
             <w:proofErr w:type="spellStart"/>
             <w:r>
@@ -14273,26 +13752,18 @@
         </w:tc>
         <w:tc>
           <w:tcPr>
-            <w:tcW w:w="0" w:type="auto"/>
-            <w:tcMar>
-              <w:top w:w="150" w:type="dxa"/>
-              <w:left w:w="240" w:type="dxa"/>
-              <w:bottom w:w="150" w:type="dxa"/>
-              <w:right w:w="0" w:type="dxa"/>
-            </w:tcMar>
+            <w:tcW w:w="1888" w:type="dxa"/>
             <w:vAlign w:val="center"/>
-            <w:hideMark/>
           </w:tcPr>
           <w:p>
             <w:pPr>
-              <w:spacing w:after="0" w:line="375" w:lineRule="atLeast"/>
-              <w:rPr>
-                <w:rFonts w:ascii="Times New Roman" w:eastAsia="Times New Roman" w:hAnsi="Times New Roman" w:cs="Times New Roman"/>
-                <w:kern w:val="0"/>
-                <w:sz w:val="28"/>
-                <w:szCs w:val="28"/>
-                <w:lang w:eastAsia="ru-RU"/>
-                <w14:ligatures w14:val="none"/>
+              <w:jc w:val="center"/>
+              <w:rPr>
+                <w:rFonts w:ascii="Times New Roman" w:hAnsi="Times New Roman" w:cs="Times New Roman"/>
+                <w:b/>
+                <w:bCs/>
+                <w:sz w:val="28"/>
+                <w:szCs w:val="28"/>
               </w:rPr>
             </w:pPr>
             <w:r>
@@ -15346,7 +14817,6 @@
           <w:sz w:val="28"/>
           <w:szCs w:val="28"/>
         </w:rPr>
-        <w:lastRenderedPageBreak/>
         <w:t>Чем</w:t>
       </w:r>
       <w:r>
@@ -15878,6 +15348,7 @@
           <w:sz w:val="28"/>
           <w:szCs w:val="28"/>
         </w:rPr>
+        <w:lastRenderedPageBreak/>
         <w:t>Хвостовая</w:t>
       </w:r>
       <w:r>
@@ -18391,7 +17862,6 @@
           <w:sz w:val="28"/>
           <w:szCs w:val="28"/>
         </w:rPr>
-        <w:lastRenderedPageBreak/>
         <w:t>Какая</w:t>
       </w:r>
       <w:r>
@@ -18795,6 +18265,7 @@
           <w:sz w:val="28"/>
           <w:szCs w:val="28"/>
         </w:rPr>
+        <w:lastRenderedPageBreak/>
         <w:t>Добавить</w:t>
       </w:r>
       <w:r>
@@ -19360,6 +18831,7 @@
         </w:rPr>
         <w:t xml:space="preserve"> </w:t>
       </w:r>
+      <w:proofErr w:type="gramStart"/>
       <w:r>
         <w:rPr>
           <w:rFonts w:ascii="Times New Roman" w:hAnsi="Times New Roman" w:cs="Times New Roman"/>
@@ -19368,6 +18840,7 @@
         </w:rPr>
         <w:t>и</w:t>
       </w:r>
+      <w:proofErr w:type="gramEnd"/>
       <w:r>
         <w:rPr>
           <w:rFonts w:ascii="Times New Roman" w:hAnsi="Times New Roman" w:cs="Times New Roman"/>
@@ -22037,6 +21510,25 @@
       <w:lang w:eastAsia="ru-RU"/>
     </w:rPr>
   </w:style>
+  <w:style w:type="table" w:styleId="a3">
+    <w:name w:val="Table Grid"/>
+    <w:basedOn w:val="a1"/>
+    <w:uiPriority w:val="39"/>
+    <w:rsid w:val="00BC74FC"/>
+    <w:pPr>
+      <w:spacing w:after="0" w:line="240" w:lineRule="auto"/>
+    </w:pPr>
+    <w:tblPr>
+      <w:tblBorders>
+        <w:top w:val="single" w:sz="4" w:space="0" w:color="auto"/>
+        <w:left w:val="single" w:sz="4" w:space="0" w:color="auto"/>
+        <w:bottom w:val="single" w:sz="4" w:space="0" w:color="auto"/>
+        <w:right w:val="single" w:sz="4" w:space="0" w:color="auto"/>
+        <w:insideH w:val="single" w:sz="4" w:space="0" w:color="auto"/>
+        <w:insideV w:val="single" w:sz="4" w:space="0" w:color="auto"/>
+      </w:tblBorders>
+    </w:tblPr>
+  </w:style>
 </w:styles>
 </file>
 
